--- a/templates/BCLA_TEMPLATE_TPL.docx
+++ b/templates/BCLA_TEMPLATE_TPL.docx
@@ -161,7 +161,7 @@
           <w:color w:val="2A2A2A"/>
           <w:sz w:val="20"/>
         </w:rPr>
-        <w:t>{{r bcla_date }}</w:t>
+        <w:t>{{r letter_date }}</w:t>
       </w:r>
     </w:p>
     <w:p>
@@ -188,7 +188,7 @@
           <w:b w:val="0"/>
           <w:color w:val="2A2A2A"/>
         </w:rPr>
-        <w:t>{{r bcla_title }}</w:t>
+        <w:t>{{r heading }}</w:t>
       </w:r>
     </w:p>
     <w:p/>
@@ -199,7 +199,7 @@
           <w:b w:val="0"/>
           <w:color w:val="2A2A2A"/>
         </w:rPr>
-        <w:t>{{r dear_line }}</w:t>
+        <w:t>{{r greeting }}</w:t>
       </w:r>
     </w:p>
     <w:p/>
@@ -214,7 +214,7 @@
           <w:color w:val="2A2A2A"/>
           <w:sz w:val="20"/>
         </w:rPr>
-        <w:t>By way of this letter, we confirm your acceptance for your assignment as {{ role_label }} for the {{ competition_name }} {{ competition_year }}.</w:t>
+        <w:t>By way of this letter, we confirm your acceptance for your assignment as {{ role }} for the {{ competition }} {{ year }}.</w:t>
       </w:r>
     </w:p>
     <w:p/>
@@ -439,7 +439,7 @@
           <w:b w:val="0"/>
           <w:color w:val="2A2A2A"/>
         </w:rPr>
-        <w:t>{%p for fee in fee_lines %}</w:t>
+        <w:t>{%p for fee in payment_lines %}</w:t>
       </w:r>
     </w:p>
     <w:p>
@@ -507,7 +507,7 @@
           <w:color w:val="2A2A2A"/>
           <w:sz w:val="20"/>
         </w:rPr>
-        <w:t>{{ banking_line }}</w:t>
+        <w:t>{{ banking_paragraph }}</w:t>
       </w:r>
     </w:p>
     <w:p/>
